--- a/t37_s4.docx
+++ b/t37_s4.docx
@@ -3,2348 +3,998 @@
 <w:document xmlns:wpc="http://schemas.microsoft.com/office/word/2010/wordprocessingCanvas" xmlns:mo="http://schemas.microsoft.com/office/mac/office/2008/main" xmlns:mc="http://schemas.openxmlformats.org/markup-compatibility/2006" xmlns:mv="urn:schemas-microsoft-com:mac:vml" xmlns:o="urn:schemas-microsoft-com:office:office" xmlns:r="http://schemas.openxmlformats.org/officeDocument/2006/relationships" xmlns:m="http://schemas.openxmlformats.org/officeDocument/2006/math" xmlns:v="urn:schemas-microsoft-com:vml" xmlns:wp14="http://schemas.microsoft.com/office/word/2010/wordprocessingDrawing" xmlns:wp="http://schemas.openxmlformats.org/drawingml/2006/wordprocessingDrawing" xmlns:w10="urn:schemas-microsoft-com:office:word" xmlns:w="http://schemas.openxmlformats.org/wordprocessingml/2006/main" xmlns:w14="http://schemas.microsoft.com/office/word/2010/wordml" xmlns:wpg="http://schemas.microsoft.com/office/word/2010/wordprocessingGroup" xmlns:wpi="http://schemas.microsoft.com/office/word/2010/wordprocessingInk" xmlns:wne="http://schemas.microsoft.com/office/word/2006/wordml" xmlns:wps="http://schemas.microsoft.com/office/word/2010/wordprocessingShape" mc:Ignorable="w14 wp14">
   <w:body>
     <w:p>
-      <w:pPr>
-        <w:spacing w:after="40" w:before="120"/>
-      </w:pPr>
       <w:r>
-        <w:rPr>
-          <w:b w:val="0"/>
-          <w:i w:val="0"/>
-          <w:sz w:val="22"/>
-        </w:rPr>
-        <w:t>Question: A client receiving radiation therapy for a head-and-neck tumor develops redness and dryness of the skin in the treatment field. Which instruction is correct?</w:t>
+        <w:t xml:space="preserve">Question: A client with renal colic should be advised to:</w:t>
       </w:r>
     </w:p>
     <w:p>
-      <w:pPr>
-        <w:spacing w:after="0" w:before="0"/>
-      </w:pPr>
       <w:r>
-        <w:rPr>
-          <w:b w:val="0"/>
-          <w:i w:val="0"/>
-          <w:sz w:val="22"/>
-        </w:rPr>
-        <w:t>(a) Keep the skin clean and dry, avoid harsh soaps, rubbing, heat, and sun exposure on the treated area</w:t>
+        <w:t xml:space="preserve">(a) Restrict all fluids</w:t>
       </w:r>
     </w:p>
     <w:p>
-      <w:pPr>
-        <w:spacing w:after="0" w:before="0"/>
-      </w:pPr>
       <w:r>
-        <w:rPr>
-          <w:b w:val="0"/>
-          <w:i w:val="0"/>
-          <w:sz w:val="22"/>
-        </w:rPr>
-        <w:t>(b) Apply strong lotions and massage the area daily</w:t>
+        <w:t xml:space="preserve">(b) Drink plenty of fluids and strain the urine</w:t>
       </w:r>
     </w:p>
     <w:p>
-      <w:pPr>
-        <w:spacing w:after="0" w:before="0"/>
-      </w:pPr>
       <w:r>
-        <w:rPr>
-          <w:b w:val="0"/>
-          <w:i w:val="0"/>
-          <w:sz w:val="22"/>
-        </w:rPr>
-        <w:t>(c) Use adhesive tape directly on the treated skin</w:t>
+        <w:t xml:space="preserve">(c) Avoid movement completely</w:t>
       </w:r>
     </w:p>
     <w:p>
-      <w:pPr>
-        <w:spacing w:after="0" w:before="0"/>
-      </w:pPr>
       <w:r>
-        <w:rPr>
-          <w:b w:val="0"/>
-          <w:i w:val="0"/>
-          <w:sz w:val="22"/>
-        </w:rPr>
-        <w:t>(d) Scrub the area with alcohol</w:t>
+        <w:t xml:space="preserve">(d) Take only milk</w:t>
       </w:r>
     </w:p>
     <w:p>
-      <w:pPr>
-        <w:spacing w:after="0" w:before="40"/>
-      </w:pPr>
       <w:r>
-        <w:rPr>
-          <w:b/>
-          <w:i w:val="0"/>
-          <w:sz w:val="22"/>
-        </w:rPr>
-        <w:t>Answer: a</w:t>
+        <w:t xml:space="preserve">Answer: b</w:t>
       </w:r>
     </w:p>
     <w:p>
-      <w:pPr>
-        <w:spacing w:after="0" w:before="0"/>
-      </w:pPr>
       <w:r>
-        <w:rPr>
-          <w:b w:val="0"/>
-          <w:i w:val="0"/>
-          <w:sz w:val="21"/>
-        </w:rPr>
-        <w:t>Solution: Radiation skin care: gentle washing with mild soap, patting dry, avoiding heat, sun, adhesive tape, and irritating products on the treated field. The skin is fragile and prone to breakdown.</w:t>
+        <w:t xml:space="preserve">Solution: High fluid intake flushes small stones, and straining urine catches stones for analysis. Analgesics treat the colic pain.</w:t>
       </w:r>
     </w:p>
     <w:p>
-      <w:pPr>
-        <w:spacing w:after="0" w:before="0"/>
-      </w:pPr>
       <w:r>
-        <w:rPr>
-          <w:b w:val="0"/>
-          <w:i w:val="0"/>
-          <w:sz w:val="20"/>
-        </w:rPr>
-        <w:t>Positive Marks: 1</w:t>
+        <w:t xml:space="preserve">Positive Marks: 1</w:t>
       </w:r>
     </w:p>
     <w:p>
-      <w:pPr>
-        <w:spacing w:after="160" w:before="0"/>
-      </w:pPr>
       <w:r>
-        <w:rPr>
-          <w:b w:val="0"/>
-          <w:i w:val="0"/>
-          <w:sz w:val="20"/>
-        </w:rPr>
-        <w:t>Negative Marks: 0.25</w:t>
+        <w:t xml:space="preserve">Negative Marks: 0.25</w:t>
       </w:r>
     </w:p>
     <w:p>
-      <w:pPr>
-        <w:spacing w:after="40" w:before="120"/>
-      </w:pPr>
       <w:r>
-        <w:rPr>
-          <w:b w:val="0"/>
-          <w:i w:val="0"/>
-          <w:sz w:val="22"/>
-        </w:rPr>
-        <w:t>Question: A client with hemolytic anemia has jaundice, fatigue, and an elevated reticulocyte count. Which statement best explains these findings?</w:t>
+        <w:t xml:space="preserve"/>
       </w:r>
     </w:p>
     <w:p>
-      <w:pPr>
-        <w:spacing w:after="0" w:before="0"/>
-      </w:pPr>
       <w:r>
-        <w:rPr>
-          <w:b w:val="0"/>
-          <w:i w:val="0"/>
-          <w:sz w:val="22"/>
-        </w:rPr>
-        <w:t>(a) Red blood cells are destroyed prematurely, and the marrow compensates by releasing more immature red cells</w:t>
+        <w:t xml:space="preserve">Question: Back massage is contraindicated in a client with:</w:t>
       </w:r>
     </w:p>
     <w:p>
-      <w:pPr>
-        <w:spacing w:after="0" w:before="0"/>
-      </w:pPr>
       <w:r>
-        <w:rPr>
-          <w:b w:val="0"/>
-          <w:i w:val="0"/>
-          <w:sz w:val="22"/>
-        </w:rPr>
-        <w:t>(b) The client is not producing enough hemoglobin</w:t>
+        <w:t xml:space="preserve">(a) Muscle tension</w:t>
       </w:r>
     </w:p>
     <w:p>
-      <w:pPr>
-        <w:spacing w:after="0" w:before="0"/>
-      </w:pPr>
       <w:r>
-        <w:rPr>
-          <w:b w:val="0"/>
-          <w:i w:val="0"/>
-          <w:sz w:val="22"/>
-        </w:rPr>
-        <w:t>(c) The spleen is not functioning</w:t>
+        <w:t xml:space="preserve">(b) Insomnia</w:t>
       </w:r>
     </w:p>
     <w:p>
-      <w:pPr>
-        <w:spacing w:after="0" w:before="0"/>
-      </w:pPr>
       <w:r>
-        <w:rPr>
-          <w:b w:val="0"/>
-          <w:i w:val="0"/>
-          <w:sz w:val="22"/>
-        </w:rPr>
-        <w:t>(d) There is excessive iron storage</w:t>
+        <w:t xml:space="preserve">(c) Skin lesions or thrombosis in the area</w:t>
       </w:r>
     </w:p>
     <w:p>
-      <w:pPr>
-        <w:spacing w:after="0" w:before="40"/>
-      </w:pPr>
       <w:r>
-        <w:rPr>
-          <w:b/>
-          <w:i w:val="0"/>
-          <w:sz w:val="22"/>
-        </w:rPr>
-        <w:t>Answer: a</w:t>
+        <w:t xml:space="preserve">(d) Anxiety</w:t>
       </w:r>
     </w:p>
     <w:p>
-      <w:pPr>
-        <w:spacing w:after="0" w:before="0"/>
-      </w:pPr>
       <w:r>
-        <w:rPr>
-          <w:b w:val="0"/>
-          <w:i w:val="0"/>
-          <w:sz w:val="21"/>
-        </w:rPr>
-        <w:t>Solution: In hemolytic anemia, premature RBC destruction causes anemia and jaundice (bilirubin from hemoglobin), while the marrow compensates with increased reticulocytes (immature RBCs). Treatment targets the underlying cause.</w:t>
+        <w:t xml:space="preserve">Answer: c</w:t>
       </w:r>
     </w:p>
     <w:p>
-      <w:pPr>
-        <w:spacing w:after="0" w:before="0"/>
-      </w:pPr>
       <w:r>
-        <w:rPr>
-          <w:b w:val="0"/>
-          <w:i w:val="0"/>
-          <w:sz w:val="20"/>
-        </w:rPr>
-        <w:t>Positive Marks: 1</w:t>
+        <w:t xml:space="preserve">Solution: Massage over skin lesions, burns, or areas of thrombosis can worsen damage or dislodge a clot — massage is avoided there.</w:t>
       </w:r>
     </w:p>
     <w:p>
-      <w:pPr>
-        <w:spacing w:after="160" w:before="0"/>
-      </w:pPr>
       <w:r>
-        <w:rPr>
-          <w:b w:val="0"/>
-          <w:i w:val="0"/>
-          <w:sz w:val="20"/>
-        </w:rPr>
-        <w:t>Negative Marks: 0.25</w:t>
+        <w:t xml:space="preserve">Positive Marks: 1</w:t>
       </w:r>
     </w:p>
     <w:p>
-      <w:pPr>
-        <w:spacing w:after="40" w:before="120"/>
-      </w:pPr>
       <w:r>
-        <w:rPr>
-          <w:b w:val="0"/>
-          <w:i w:val="0"/>
-          <w:sz w:val="22"/>
-        </w:rPr>
-        <w:t>Question: Which statement about negative-pressure wound therapy (wound VAC) is correct?</w:t>
+        <w:t xml:space="preserve">Negative Marks: 0.25</w:t>
       </w:r>
     </w:p>
     <w:p>
-      <w:pPr>
-        <w:spacing w:after="0" w:before="0"/>
-      </w:pPr>
       <w:r>
-        <w:rPr>
-          <w:b w:val="0"/>
-          <w:i w:val="0"/>
-          <w:sz w:val="22"/>
-        </w:rPr>
-        <w:t>(a) The dressing is sealed and connected to suction that applies controlled negative pressure to promote granulation and remove exudate</w:t>
+        <w:t xml:space="preserve"/>
       </w:r>
     </w:p>
     <w:p>
-      <w:pPr>
-        <w:spacing w:after="0" w:before="0"/>
-      </w:pPr>
       <w:r>
-        <w:rPr>
-          <w:b w:val="0"/>
-          <w:i w:val="0"/>
-          <w:sz w:val="22"/>
-        </w:rPr>
-        <w:t>(b) The dressing is left unsealed with no suction</w:t>
+        <w:t xml:space="preserve">Question: In the postpartum assessment, the nurse checks the fundus at:</w:t>
       </w:r>
     </w:p>
     <w:p>
-      <w:pPr>
-        <w:spacing w:after="0" w:before="0"/>
-      </w:pPr>
       <w:r>
-        <w:rPr>
-          <w:b w:val="0"/>
-          <w:i w:val="0"/>
-          <w:sz w:val="22"/>
-        </w:rPr>
-        <w:t>(c) It is used only on dry, necrotic wounds with no drainage</w:t>
+        <w:t xml:space="preserve">(a) The umbilicus level, midline, noting consistency and height</w:t>
       </w:r>
     </w:p>
     <w:p>
-      <w:pPr>
-        <w:spacing w:after="0" w:before="0"/>
-      </w:pPr>
       <w:r>
-        <w:rPr>
-          <w:b w:val="0"/>
-          <w:i w:val="0"/>
-          <w:sz w:val="22"/>
-        </w:rPr>
-        <w:t>(d) The dressing is changed every 7 days without assessment</w:t>
+        <w:t xml:space="preserve">(b) Only on admission</w:t>
       </w:r>
     </w:p>
     <w:p>
-      <w:pPr>
-        <w:spacing w:after="0" w:before="40"/>
-      </w:pPr>
       <w:r>
-        <w:rPr>
-          <w:b/>
-          <w:i w:val="0"/>
-          <w:sz w:val="22"/>
-        </w:rPr>
-        <w:t>Answer: a</w:t>
+        <w:t xml:space="preserve">(c) The xiphoid process always</w:t>
       </w:r>
     </w:p>
     <w:p>
-      <w:pPr>
-        <w:spacing w:after="0" w:before="0"/>
-      </w:pPr>
       <w:r>
-        <w:rPr>
-          <w:b w:val="0"/>
-          <w:i w:val="0"/>
-          <w:sz w:val="21"/>
-        </w:rPr>
-        <w:t>Solution: NPWT (wound VAC) applies regulated suction through a sealed foam dressing, removing exudate, reducing edema, and stimulating granulation; dressings are changed every 2-3 days with sterile technique. Necrotic tissue is debrided first.</w:t>
+        <w:t xml:space="preserve">(d) The right side of the abdomen</w:t>
       </w:r>
     </w:p>
     <w:p>
-      <w:pPr>
-        <w:spacing w:after="0" w:before="0"/>
-      </w:pPr>
       <w:r>
-        <w:rPr>
-          <w:b w:val="0"/>
-          <w:i w:val="0"/>
-          <w:sz w:val="20"/>
-        </w:rPr>
-        <w:t>Positive Marks: 1</w:t>
+        <w:t xml:space="preserve">Answer: a</w:t>
       </w:r>
     </w:p>
     <w:p>
-      <w:pPr>
-        <w:spacing w:after="160" w:before="0"/>
-      </w:pPr>
       <w:r>
-        <w:rPr>
-          <w:b w:val="0"/>
-          <w:i w:val="0"/>
-          <w:sz w:val="20"/>
-        </w:rPr>
-        <w:t>Negative Marks: 0.25</w:t>
+        <w:t xml:space="preserve">Solution: The fundus is palpated at the midline at or near the umbilicus; a soft or displaced fundus suggests atony or a full bladder.</w:t>
       </w:r>
     </w:p>
     <w:p>
-      <w:pPr>
-        <w:spacing w:after="40" w:before="120"/>
-      </w:pPr>
       <w:r>
-        <w:rPr>
-          <w:b w:val="0"/>
-          <w:i w:val="0"/>
-          <w:sz w:val="22"/>
-        </w:rPr>
-        <w:t>Question: A client with testicular cancer undergoes an orchiectomy. Which statement about postoperative care is correct?</w:t>
+        <w:t xml:space="preserve">Positive Marks: 1</w:t>
       </w:r>
     </w:p>
     <w:p>
-      <w:pPr>
-        <w:spacing w:after="0" w:before="0"/>
-      </w:pPr>
       <w:r>
-        <w:rPr>
-          <w:b w:val="0"/>
-          <w:i w:val="0"/>
-          <w:sz w:val="22"/>
-        </w:rPr>
-        <w:t>(a) Support the scrotum with a scrotal support, apply ice, and monitor for swelling and bleeding</w:t>
+        <w:t xml:space="preserve">Negative Marks: 0.25</w:t>
       </w:r>
     </w:p>
     <w:p>
-      <w:pPr>
-        <w:spacing w:after="0" w:before="0"/>
-      </w:pPr>
       <w:r>
-        <w:rPr>
-          <w:b w:val="0"/>
-          <w:i w:val="0"/>
-          <w:sz w:val="22"/>
-        </w:rPr>
-        <w:t>(b) Encourage immediate heavy lifting</w:t>
+        <w:t xml:space="preserve"/>
       </w:r>
     </w:p>
     <w:p>
-      <w:pPr>
-        <w:spacing w:after="0" w:before="0"/>
-      </w:pPr>
       <w:r>
-        <w:rPr>
-          <w:b w:val="0"/>
-          <w:i w:val="0"/>
-          <w:sz w:val="22"/>
-        </w:rPr>
-        <w:t>(c) Remove the dressing on day 1 and allow full activity</w:t>
+        <w:t xml:space="preserve">Question: The normal respiratory rate of a newborn is approximately:</w:t>
       </w:r>
     </w:p>
     <w:p>
-      <w:pPr>
-        <w:spacing w:after="0" w:before="0"/>
-      </w:pPr>
       <w:r>
-        <w:rPr>
-          <w:b w:val="0"/>
-          <w:i w:val="0"/>
-          <w:sz w:val="22"/>
-        </w:rPr>
-        <w:t>(d) No follow-up is needed after discharge</w:t>
+        <w:t xml:space="preserve">(a) 12-16 breaths/min</w:t>
       </w:r>
     </w:p>
     <w:p>
-      <w:pPr>
-        <w:spacing w:after="0" w:before="40"/>
-      </w:pPr>
       <w:r>
-        <w:rPr>
-          <w:b/>
-          <w:i w:val="0"/>
-          <w:sz w:val="22"/>
-        </w:rPr>
-        <w:t>Answer: a</w:t>
+        <w:t xml:space="preserve">(b) 20-30 breaths/min</w:t>
       </w:r>
     </w:p>
     <w:p>
-      <w:pPr>
-        <w:spacing w:after="0" w:before="0"/>
-      </w:pPr>
       <w:r>
-        <w:rPr>
-          <w:b w:val="0"/>
-          <w:i w:val="0"/>
-          <w:sz w:val="21"/>
-        </w:rPr>
-        <w:t>Solution: After orchiectomy, scrotal support, ice, and rest reduce swelling; activity is gradually resumed, and the client is monitored for bleeding/hematoma. Follow-up (tumor markers, imaging) is essential.</w:t>
+        <w:t xml:space="preserve">(c) 10 breaths/min</w:t>
       </w:r>
     </w:p>
     <w:p>
-      <w:pPr>
-        <w:spacing w:after="0" w:before="0"/>
-      </w:pPr>
       <w:r>
-        <w:rPr>
-          <w:b w:val="0"/>
-          <w:i w:val="0"/>
-          <w:sz w:val="20"/>
-        </w:rPr>
-        <w:t>Positive Marks: 1</w:t>
+        <w:t xml:space="preserve">(d) 30-60 breaths/min</w:t>
       </w:r>
     </w:p>
     <w:p>
-      <w:pPr>
-        <w:spacing w:after="160" w:before="0"/>
-      </w:pPr>
       <w:r>
-        <w:rPr>
-          <w:b w:val="0"/>
-          <w:i w:val="0"/>
-          <w:sz w:val="20"/>
-        </w:rPr>
-        <w:t>Negative Marks: 0.25</w:t>
+        <w:t xml:space="preserve">Answer: d</w:t>
       </w:r>
     </w:p>
     <w:p>
-      <w:pPr>
-        <w:spacing w:after="40" w:before="120"/>
-      </w:pPr>
       <w:r>
-        <w:rPr>
-          <w:b w:val="0"/>
-          <w:i w:val="0"/>
-          <w:sz w:val="22"/>
-        </w:rPr>
-        <w:t>Question: Which is the correct technique when transferring a client using a transfer (gait) belt?</w:t>
+        <w:t xml:space="preserve">Solution: Newborns breathe 30-60 times per minute with periodic pauses; slower rates or distress warrant evaluation.</w:t>
       </w:r>
     </w:p>
     <w:p>
-      <w:pPr>
-        <w:spacing w:after="0" w:before="0"/>
-      </w:pPr>
       <w:r>
-        <w:rPr>
-          <w:b w:val="0"/>
-          <w:i w:val="0"/>
-          <w:sz w:val="22"/>
-        </w:rPr>
-        <w:t>(a) Place the belt around the client's waist, hold it at the back, and pivot the client while keeping your back straight and knees bent</w:t>
+        <w:t xml:space="preserve">Positive Marks: 1</w:t>
       </w:r>
     </w:p>
     <w:p>
-      <w:pPr>
-        <w:spacing w:after="0" w:before="0"/>
-      </w:pPr>
       <w:r>
-        <w:rPr>
-          <w:b w:val="0"/>
-          <w:i w:val="0"/>
-          <w:sz w:val="22"/>
-        </w:rPr>
-        <w:t>(b) Hold the client by the arms and pull</w:t>
+        <w:t xml:space="preserve">Negative Marks: 0.25</w:t>
       </w:r>
     </w:p>
     <w:p>
-      <w:pPr>
-        <w:spacing w:after="0" w:before="0"/>
-      </w:pPr>
       <w:r>
-        <w:rPr>
-          <w:b w:val="0"/>
-          <w:i w:val="0"/>
-          <w:sz w:val="22"/>
-        </w:rPr>
-        <w:t>(c) Stand behind and lift the client by the shoulders</w:t>
+        <w:t xml:space="preserve"/>
       </w:r>
     </w:p>
     <w:p>
-      <w:pPr>
-        <w:spacing w:after="0" w:before="0"/>
-      </w:pPr>
       <w:r>
-        <w:rPr>
-          <w:b w:val="0"/>
-          <w:i w:val="0"/>
-          <w:sz w:val="22"/>
-        </w:rPr>
-        <w:t>(d) Let the client walk without support</w:t>
+        <w:t xml:space="preserve">Question: Neuroleptic malignant syndrome is characterized by:</w:t>
       </w:r>
     </w:p>
     <w:p>
-      <w:pPr>
-        <w:spacing w:after="0" w:before="40"/>
-      </w:pPr>
       <w:r>
-        <w:rPr>
-          <w:b/>
-          <w:i w:val="0"/>
-          <w:sz w:val="22"/>
-        </w:rPr>
-        <w:t>Answer: a</w:t>
+        <w:t xml:space="preserve">(a) Bradycardia and hypothermia</w:t>
       </w:r>
     </w:p>
     <w:p>
-      <w:pPr>
-        <w:spacing w:after="0" w:before="0"/>
-      </w:pPr>
       <w:r>
-        <w:rPr>
-          <w:b w:val="0"/>
-          <w:i w:val="0"/>
-          <w:sz w:val="21"/>
-        </w:rPr>
-        <w:t>Solution: A gait belt is secured around the waist; the nurse grips it at the back, uses a wide base of support with bent knees, and guides the transfer while the client assists with the stronger side. Lifting by the arms risks injury.</w:t>
+        <w:t xml:space="preserve">(b) Hyperthermia, muscle rigidity, and altered consciousness</w:t>
       </w:r>
     </w:p>
     <w:p>
-      <w:pPr>
-        <w:spacing w:after="0" w:before="0"/>
-      </w:pPr>
       <w:r>
-        <w:rPr>
-          <w:b w:val="0"/>
-          <w:i w:val="0"/>
-          <w:sz w:val="20"/>
-        </w:rPr>
-        <w:t>Positive Marks: 1</w:t>
+        <w:t xml:space="preserve">(c) Diarrhea only</w:t>
       </w:r>
     </w:p>
     <w:p>
-      <w:pPr>
-        <w:spacing w:after="160" w:before="0"/>
-      </w:pPr>
       <w:r>
-        <w:rPr>
-          <w:b w:val="0"/>
-          <w:i w:val="0"/>
-          <w:sz w:val="20"/>
-        </w:rPr>
-        <w:t>Negative Marks: 0.25</w:t>
+        <w:t xml:space="preserve">(d) Excessive salivation only</w:t>
       </w:r>
     </w:p>
     <w:p>
-      <w:pPr>
-        <w:spacing w:after="40" w:before="120"/>
-      </w:pPr>
       <w:r>
-        <w:rPr>
-          <w:b w:val="0"/>
-          <w:i w:val="0"/>
-          <w:sz w:val="22"/>
-        </w:rPr>
-        <w:t>Question: Which instruction is correct for collecting a sputum specimen for culture?</w:t>
+        <w:t xml:space="preserve">Answer: b</w:t>
       </w:r>
     </w:p>
     <w:p>
-      <w:pPr>
-        <w:spacing w:after="0" w:before="0"/>
-      </w:pPr>
       <w:r>
-        <w:rPr>
-          <w:b w:val="0"/>
-          <w:i w:val="0"/>
-          <w:sz w:val="22"/>
-        </w:rPr>
-        <w:t>(a) Collect the first morning sputum before food and mouth care, after rinsing the mouth with water</w:t>
+        <w:t xml:space="preserve">Solution: NMS — fever, rigidity, autonomic instability, and confusion — is a life-threatening antipsychotic reaction requiring immediate drug withdrawal and supportive care.</w:t>
       </w:r>
     </w:p>
     <w:p>
-      <w:pPr>
-        <w:spacing w:after="0" w:before="0"/>
-      </w:pPr>
       <w:r>
-        <w:rPr>
-          <w:b w:val="0"/>
-          <w:i w:val="0"/>
-          <w:sz w:val="22"/>
-        </w:rPr>
-        <w:t>(b) Collect saliva instead of sputum</w:t>
+        <w:t xml:space="preserve">Positive Marks: 1</w:t>
       </w:r>
     </w:p>
     <w:p>
-      <w:pPr>
-        <w:spacing w:after="0" w:before="0"/>
-      </w:pPr>
       <w:r>
-        <w:rPr>
-          <w:b w:val="0"/>
-          <w:i w:val="0"/>
-          <w:sz w:val="22"/>
-        </w:rPr>
-        <w:t>(c) Collect the specimen after eating a heavy meal</w:t>
+        <w:t xml:space="preserve">Negative Marks: 0.25</w:t>
       </w:r>
     </w:p>
     <w:p>
-      <w:pPr>
-        <w:spacing w:after="0" w:before="0"/>
-      </w:pPr>
       <w:r>
-        <w:rPr>
-          <w:b w:val="0"/>
-          <w:i w:val="0"/>
-          <w:sz w:val="22"/>
-        </w:rPr>
-        <w:t>(d) Collect any time without mouth care</w:t>
+        <w:t xml:space="preserve"/>
       </w:r>
     </w:p>
     <w:p>
-      <w:pPr>
-        <w:spacing w:after="0" w:before="40"/>
-      </w:pPr>
       <w:r>
-        <w:rPr>
-          <w:b/>
-          <w:i w:val="0"/>
-          <w:sz w:val="22"/>
-        </w:rPr>
-        <w:t>Answer: a</w:t>
+        <w:t xml:space="preserve">Question: Which measure helps control mosquito breeding?</w:t>
       </w:r>
     </w:p>
     <w:p>
-      <w:pPr>
-        <w:spacing w:after="0" w:before="0"/>
-      </w:pPr>
       <w:r>
-        <w:rPr>
-          <w:b w:val="0"/>
-          <w:i w:val="0"/>
-          <w:sz w:val="21"/>
-        </w:rPr>
-        <w:t>Solution: The best sputum specimen is the first morning sample (deep coughed-up sputum, not saliva), collected before food and mouth care after rinsing the mouth, into a sterile container. Saliva and food contamination invalidate culture results.</w:t>
+        <w:t xml:space="preserve">(a) Leaving stagnant water uncovered</w:t>
       </w:r>
     </w:p>
     <w:p>
-      <w:pPr>
-        <w:spacing w:after="0" w:before="0"/>
-      </w:pPr>
       <w:r>
-        <w:rPr>
-          <w:b w:val="0"/>
-          <w:i w:val="0"/>
-          <w:sz w:val="20"/>
-        </w:rPr>
-        <w:t>Positive Marks: 1</w:t>
+        <w:t xml:space="preserve">(b) Wearing short sleeves</w:t>
       </w:r>
     </w:p>
     <w:p>
-      <w:pPr>
-        <w:spacing w:after="160" w:before="0"/>
-      </w:pPr>
       <w:r>
-        <w:rPr>
-          <w:b w:val="0"/>
-          <w:i w:val="0"/>
-          <w:sz w:val="20"/>
-        </w:rPr>
-        <w:t>Negative Marks: 0.25</w:t>
+        <w:t xml:space="preserve">(c) Eliminating stagnant water and using larvicides</w:t>
       </w:r>
     </w:p>
     <w:p>
-      <w:pPr>
-        <w:spacing w:after="40" w:before="120"/>
-      </w:pPr>
       <w:r>
-        <w:rPr>
-          <w:b w:val="0"/>
-          <w:i w:val="0"/>
-          <w:sz w:val="22"/>
-        </w:rPr>
-        <w:t>Question: Which instruction is correct regarding dental care during pregnancy?</w:t>
+        <w:t xml:space="preserve">(d) Feeding mosquitoes</w:t>
       </w:r>
     </w:p>
     <w:p>
-      <w:pPr>
-        <w:spacing w:after="0" w:before="0"/>
-      </w:pPr>
       <w:r>
-        <w:rPr>
-          <w:b w:val="0"/>
-          <w:i w:val="0"/>
-          <w:sz w:val="22"/>
-        </w:rPr>
-        <w:t>(a) Routine dental care and treatment are safe; inform the dentist about the pregnancy, and report any gum bleeding or pain</w:t>
+        <w:t xml:space="preserve">Answer: c</w:t>
       </w:r>
     </w:p>
     <w:p>
-      <w:pPr>
-        <w:spacing w:after="0" w:before="0"/>
-      </w:pPr>
       <w:r>
-        <w:rPr>
-          <w:b w:val="0"/>
-          <w:i w:val="0"/>
-          <w:sz w:val="22"/>
-        </w:rPr>
-        <w:t>(b) Dental care must be completely avoided in pregnancy</w:t>
+        <w:t xml:space="preserve">Solution: Mosquitoes breed in stagnant water; source reduction, larvicides, and covering water storage containers break the breeding cycle.</w:t>
       </w:r>
     </w:p>
     <w:p>
-      <w:pPr>
-        <w:spacing w:after="0" w:before="0"/>
-      </w:pPr>
       <w:r>
-        <w:rPr>
-          <w:b w:val="0"/>
-          <w:i w:val="0"/>
-          <w:sz w:val="22"/>
-        </w:rPr>
-        <w:t>(c) Tooth extraction is never allowed</w:t>
+        <w:t xml:space="preserve">Positive Marks: 1</w:t>
       </w:r>
     </w:p>
     <w:p>
-      <w:pPr>
-        <w:spacing w:after="0" w:before="0"/>
-      </w:pPr>
       <w:r>
-        <w:rPr>
-          <w:b w:val="0"/>
-          <w:i w:val="0"/>
-          <w:sz w:val="22"/>
-        </w:rPr>
-        <w:t>(d) Gum bleeding is always normal and needs no attention</w:t>
+        <w:t xml:space="preserve">Negative Marks: 0.25</w:t>
       </w:r>
     </w:p>
     <w:p>
-      <w:pPr>
-        <w:spacing w:after="0" w:before="40"/>
-      </w:pPr>
       <w:r>
-        <w:rPr>
-          <w:b/>
-          <w:i w:val="0"/>
-          <w:sz w:val="22"/>
-        </w:rPr>
-        <w:t>Answer: a</w:t>
+        <w:t xml:space="preserve"/>
       </w:r>
     </w:p>
     <w:p>
-      <w:pPr>
-        <w:spacing w:after="0" w:before="0"/>
-      </w:pPr>
       <w:r>
-        <w:rPr>
-          <w:b w:val="0"/>
-          <w:i w:val="0"/>
-          <w:sz w:val="21"/>
-        </w:rPr>
-        <w:t>Solution: Dental care, including cleanings and needed treatments, is safe in pregnancy; the dentist is informed of the pregnancy, and gum problems (pregnancy gingivitis) are treated. Neglecting dental infection can harm both mother and fetus.</w:t>
+        <w:t xml:space="preserve">Question: The antidote for paracetamol (acetaminophen) overdose is:</w:t>
       </w:r>
     </w:p>
     <w:p>
-      <w:pPr>
-        <w:spacing w:after="0" w:before="0"/>
-      </w:pPr>
       <w:r>
-        <w:rPr>
-          <w:b w:val="0"/>
-          <w:i w:val="0"/>
-          <w:sz w:val="20"/>
-        </w:rPr>
-        <w:t>Positive Marks: 1</w:t>
+        <w:t xml:space="preserve">(a) N-acetylcysteine</w:t>
       </w:r>
     </w:p>
     <w:p>
-      <w:pPr>
-        <w:spacing w:after="160" w:before="0"/>
-      </w:pPr>
       <w:r>
-        <w:rPr>
-          <w:b w:val="0"/>
-          <w:i w:val="0"/>
-          <w:sz w:val="20"/>
-        </w:rPr>
-        <w:t>Negative Marks: 0.25</w:t>
+        <w:t xml:space="preserve">(b) Protamine sulfate</w:t>
       </w:r>
     </w:p>
     <w:p>
-      <w:pPr>
-        <w:spacing w:after="40" w:before="120"/>
-      </w:pPr>
       <w:r>
-        <w:rPr>
-          <w:b w:val="0"/>
-          <w:i w:val="0"/>
-          <w:sz w:val="22"/>
-        </w:rPr>
-        <w:t>Question: Which statement about nutrition during lactation is correct?</w:t>
+        <w:t xml:space="preserve">(c) Vitamin K</w:t>
       </w:r>
     </w:p>
     <w:p>
-      <w:pPr>
-        <w:spacing w:after="0" w:before="0"/>
-      </w:pPr>
       <w:r>
-        <w:rPr>
-          <w:b w:val="0"/>
-          <w:i w:val="0"/>
-          <w:sz w:val="22"/>
-        </w:rPr>
-        <w:t>(a) The lactating mother needs about 500 extra calories daily and increased fluids and calcium</w:t>
+        <w:t xml:space="preserve">(d) Flumazenil</w:t>
       </w:r>
     </w:p>
     <w:p>
-      <w:pPr>
-        <w:spacing w:after="0" w:before="0"/>
-      </w:pPr>
       <w:r>
-        <w:rPr>
-          <w:b w:val="0"/>
-          <w:i w:val="0"/>
-          <w:sz w:val="22"/>
-        </w:rPr>
-        <w:t>(b) No extra calories are needed while breastfeeding</w:t>
+        <w:t xml:space="preserve">Answer: a</w:t>
       </w:r>
     </w:p>
     <w:p>
-      <w:pPr>
-        <w:spacing w:after="0" w:before="0"/>
-      </w:pPr>
       <w:r>
-        <w:rPr>
-          <w:b w:val="0"/>
-          <w:i w:val="0"/>
-          <w:sz w:val="22"/>
-        </w:rPr>
-        <w:t>(c) The mother should restrict fluids to reduce milk supply</w:t>
+        <w:t xml:space="preserve">Solution: N-acetylcysteine replenishes glutathione and prevents the liver damage caused by paracetamol overdose.</w:t>
       </w:r>
     </w:p>
     <w:p>
-      <w:pPr>
-        <w:spacing w:after="0" w:before="0"/>
-      </w:pPr>
       <w:r>
-        <w:rPr>
-          <w:b w:val="0"/>
-          <w:i w:val="0"/>
-          <w:sz w:val="22"/>
-        </w:rPr>
-        <w:t>(d) Calcium needs decrease during lactation</w:t>
+        <w:t xml:space="preserve">Positive Marks: 1</w:t>
       </w:r>
     </w:p>
     <w:p>
-      <w:pPr>
-        <w:spacing w:after="0" w:before="40"/>
-      </w:pPr>
       <w:r>
-        <w:rPr>
-          <w:b/>
-          <w:i w:val="0"/>
-          <w:sz w:val="22"/>
-        </w:rPr>
-        <w:t>Answer: a</w:t>
+        <w:t xml:space="preserve">Negative Marks: 0.25</w:t>
       </w:r>
     </w:p>
     <w:p>
-      <w:pPr>
-        <w:spacing w:after="0" w:before="0"/>
-      </w:pPr>
       <w:r>
-        <w:rPr>
-          <w:b w:val="0"/>
-          <w:i w:val="0"/>
-          <w:sz w:val="21"/>
-        </w:rPr>
-        <w:t>Solution: Lactation increases energy needs by roughly 500 kcal/day (with adequate protein, fluids, and calcium) to support milk production and maternal health. Restricting fluids reduces supply, and calcium needs are higher.</w:t>
+        <w:t xml:space="preserve"/>
       </w:r>
     </w:p>
     <w:p>
-      <w:pPr>
-        <w:spacing w:after="0" w:before="0"/>
-      </w:pPr>
       <w:r>
-        <w:rPr>
-          <w:b w:val="0"/>
-          <w:i w:val="0"/>
-          <w:sz w:val="20"/>
-        </w:rPr>
-        <w:t>Positive Marks: 1</w:t>
+        <w:t xml:space="preserve">Question: The normal total leukocyte count in an adult is:</w:t>
       </w:r>
     </w:p>
     <w:p>
-      <w:pPr>
-        <w:spacing w:after="160" w:before="0"/>
-      </w:pPr>
       <w:r>
-        <w:rPr>
-          <w:b w:val="0"/>
-          <w:i w:val="0"/>
-          <w:sz w:val="20"/>
-        </w:rPr>
-        <w:t>Negative Marks: 0.25</w:t>
+        <w:t xml:space="preserve">(a) 1000-2000/mm3</w:t>
       </w:r>
     </w:p>
     <w:p>
-      <w:pPr>
-        <w:spacing w:after="40" w:before="120"/>
-      </w:pPr>
       <w:r>
-        <w:rPr>
-          <w:b w:val="0"/>
-          <w:i w:val="0"/>
-          <w:sz w:val="22"/>
-        </w:rPr>
-        <w:t>Question: A child repeatedly violates the rights of others—aggression, destroying property, and breaking rules—with no remorse. Which disorder is most consistent?</w:t>
+        <w:t xml:space="preserve">(b) 50,000-1,00,000/mm3</w:t>
       </w:r>
     </w:p>
     <w:p>
-      <w:pPr>
-        <w:spacing w:after="0" w:before="0"/>
-      </w:pPr>
       <w:r>
-        <w:rPr>
-          <w:b w:val="0"/>
-          <w:i w:val="0"/>
-          <w:sz w:val="22"/>
-        </w:rPr>
-        <w:t>(a) Conduct disorder</w:t>
+        <w:t xml:space="preserve">(c) 10-20/mm3</w:t>
       </w:r>
     </w:p>
     <w:p>
-      <w:pPr>
-        <w:spacing w:after="0" w:before="0"/>
-      </w:pPr>
       <w:r>
-        <w:rPr>
-          <w:b w:val="0"/>
-          <w:i w:val="0"/>
-          <w:sz w:val="22"/>
-        </w:rPr>
-        <w:t>(b) Oppositional defiant disorder</w:t>
+        <w:t xml:space="preserve">(d) 4000-11,000/mm3</w:t>
       </w:r>
     </w:p>
     <w:p>
-      <w:pPr>
-        <w:spacing w:after="0" w:before="0"/>
-      </w:pPr>
       <w:r>
-        <w:rPr>
-          <w:b w:val="0"/>
-          <w:i w:val="0"/>
-          <w:sz w:val="22"/>
-        </w:rPr>
-        <w:t>(c) Separation anxiety disorder</w:t>
+        <w:t xml:space="preserve">Answer: d</w:t>
       </w:r>
     </w:p>
     <w:p>
-      <w:pPr>
-        <w:spacing w:after="0" w:before="0"/>
-      </w:pPr>
       <w:r>
-        <w:rPr>
-          <w:b w:val="0"/>
-          <w:i w:val="0"/>
-          <w:sz w:val="22"/>
-        </w:rPr>
-        <w:t>(d) Autism spectrum disorder</w:t>
+        <w:t xml:space="preserve">Solution: The normal WBC count is about 4000-11,000/mm3; elevated counts suggest infection or inflammation.</w:t>
       </w:r>
     </w:p>
     <w:p>
-      <w:pPr>
-        <w:spacing w:after="0" w:before="40"/>
-      </w:pPr>
       <w:r>
-        <w:rPr>
-          <w:b/>
-          <w:i w:val="0"/>
-          <w:sz w:val="22"/>
-        </w:rPr>
-        <w:t>Answer: a</w:t>
+        <w:t xml:space="preserve">Positive Marks: 1</w:t>
       </w:r>
     </w:p>
     <w:p>
-      <w:pPr>
-        <w:spacing w:after="0" w:before="0"/>
-      </w:pPr>
       <w:r>
-        <w:rPr>
-          <w:b w:val="0"/>
-          <w:i w:val="0"/>
-          <w:sz w:val="21"/>
-        </w:rPr>
-        <w:t>Solution: Conduct disorder involves a persistent pattern of aggression, destruction, deceit, and serious rule violations with disregard for others' rights. ODD involves defiance without major rights violations.</w:t>
+        <w:t xml:space="preserve">Negative Marks: 0.25</w:t>
       </w:r>
     </w:p>
     <w:p>
-      <w:pPr>
-        <w:spacing w:after="0" w:before="0"/>
-      </w:pPr>
       <w:r>
-        <w:rPr>
-          <w:b w:val="0"/>
-          <w:i w:val="0"/>
-          <w:sz w:val="20"/>
-        </w:rPr>
-        <w:t>Positive Marks: 1</w:t>
+        <w:t xml:space="preserve"/>
       </w:r>
     </w:p>
     <w:p>
-      <w:pPr>
-        <w:spacing w:after="160" w:before="0"/>
-      </w:pPr>
       <w:r>
-        <w:rPr>
-          <w:b w:val="0"/>
-          <w:i w:val="0"/>
-          <w:sz w:val="20"/>
-        </w:rPr>
-        <w:t>Negative Marks: 0.25</w:t>
+        <w:t xml:space="preserve">Question: A high-pressure alarm on a ventilator most commonly indicates:</w:t>
       </w:r>
     </w:p>
     <w:p>
-      <w:pPr>
-        <w:spacing w:after="40" w:before="120"/>
-      </w:pPr>
       <w:r>
-        <w:rPr>
-          <w:b w:val="0"/>
-          <w:i w:val="0"/>
-          <w:sz w:val="22"/>
-        </w:rPr>
-        <w:t>Question: A child speaks normally at home but refuses to speak at school for over a month, despite being able to do so. This condition is best described as:</w:t>
+        <w:t xml:space="preserve">(a) A disconnection</w:t>
       </w:r>
     </w:p>
     <w:p>
-      <w:pPr>
-        <w:spacing w:after="0" w:before="0"/>
-      </w:pPr>
       <w:r>
-        <w:rPr>
-          <w:b w:val="0"/>
-          <w:i w:val="0"/>
-          <w:sz w:val="22"/>
-        </w:rPr>
-        <w:t>(a) Selective mutism</w:t>
+        <w:t xml:space="preserve">(b) Increased airway resistance or obstruction</w:t>
       </w:r>
     </w:p>
     <w:p>
-      <w:pPr>
-        <w:spacing w:after="0" w:before="0"/>
-      </w:pPr>
       <w:r>
-        <w:rPr>
-          <w:b w:val="0"/>
-          <w:i w:val="0"/>
-          <w:sz w:val="22"/>
-        </w:rPr>
-        <w:t>(b) Autism</w:t>
+        <w:t xml:space="preserve">(c) Low oxygen concentration</w:t>
       </w:r>
     </w:p>
     <w:p>
-      <w:pPr>
-        <w:spacing w:after="0" w:before="0"/>
-      </w:pPr>
       <w:r>
-        <w:rPr>
-          <w:b w:val="0"/>
-          <w:i w:val="0"/>
-          <w:sz w:val="22"/>
-        </w:rPr>
-        <w:t>(c) Stuttering</w:t>
+        <w:t xml:space="preserve">(d) An empty humidifier</w:t>
       </w:r>
     </w:p>
     <w:p>
-      <w:pPr>
-        <w:spacing w:after="0" w:before="0"/>
-      </w:pPr>
       <w:r>
-        <w:rPr>
-          <w:b w:val="0"/>
-          <w:i w:val="0"/>
-          <w:sz w:val="22"/>
-        </w:rPr>
-        <w:t>(d) Aphasia</w:t>
+        <w:t xml:space="preserve">Answer: b</w:t>
       </w:r>
     </w:p>
     <w:p>
-      <w:pPr>
-        <w:spacing w:after="0" w:before="40"/>
-      </w:pPr>
       <w:r>
-        <w:rPr>
-          <w:b/>
-          <w:i w:val="0"/>
-          <w:sz w:val="22"/>
-        </w:rPr>
-        <w:t>Answer: a</w:t>
+        <w:t xml:space="preserve">Solution: High pressure signals resistance to airflow — secretions, kinked tubing, bronchospasm, or coughing — which is suctioned and investigated.</w:t>
       </w:r>
     </w:p>
     <w:p>
-      <w:pPr>
-        <w:spacing w:after="0" w:before="0"/>
-      </w:pPr>
       <w:r>
-        <w:rPr>
-          <w:b w:val="0"/>
-          <w:i w:val="0"/>
-          <w:sz w:val="21"/>
-        </w:rPr>
-        <w:t>Solution: Selective mutism is consistent failure to speak in specific social situations (e.g., school) despite speaking in others, not explained by language delay. Autism has broader social-communication deficits; stuttering is a fluency disorder.</w:t>
+        <w:t xml:space="preserve">Positive Marks: 1</w:t>
       </w:r>
     </w:p>
     <w:p>
-      <w:pPr>
-        <w:spacing w:after="0" w:before="0"/>
-      </w:pPr>
       <w:r>
-        <w:rPr>
-          <w:b w:val="0"/>
-          <w:i w:val="0"/>
-          <w:sz w:val="20"/>
-        </w:rPr>
-        <w:t>Positive Marks: 1</w:t>
+        <w:t xml:space="preserve">Negative Marks: 0.25</w:t>
       </w:r>
     </w:p>
     <w:p>
-      <w:pPr>
-        <w:spacing w:after="160" w:before="0"/>
-      </w:pPr>
       <w:r>
-        <w:rPr>
-          <w:b w:val="0"/>
-          <w:i w:val="0"/>
-          <w:sz w:val="20"/>
-        </w:rPr>
-        <w:t>Negative Marks: 0.25</w:t>
+        <w:t xml:space="preserve"/>
       </w:r>
     </w:p>
     <w:p>
-      <w:pPr>
-        <w:spacing w:after="40" w:before="120"/>
-      </w:pPr>
       <w:r>
-        <w:rPr>
-          <w:b w:val="0"/>
-          <w:i w:val="0"/>
-          <w:sz w:val="22"/>
-        </w:rPr>
-        <w:t>Question: A client in crisis is seen urgently by the nurse who helps the client identify the precipitating event, mobilize supports, and develop a short-term coping plan. This approach is known as:</w:t>
+        <w:t xml:space="preserve">Question: The basis of a diabetic diet is:</w:t>
       </w:r>
     </w:p>
     <w:p>
-      <w:pPr>
-        <w:spacing w:after="0" w:before="0"/>
-      </w:pPr>
       <w:r>
-        <w:rPr>
-          <w:b w:val="0"/>
-          <w:i w:val="0"/>
-          <w:sz w:val="22"/>
-        </w:rPr>
-        <w:t>(a) Crisis intervention</w:t>
+        <w:t xml:space="preserve">(a) High sugar intake</w:t>
       </w:r>
     </w:p>
     <w:p>
-      <w:pPr>
-        <w:spacing w:after="0" w:before="0"/>
-      </w:pPr>
       <w:r>
-        <w:rPr>
-          <w:b w:val="0"/>
-          <w:i w:val="0"/>
-          <w:sz w:val="22"/>
-        </w:rPr>
-        <w:t>(b) Psychoanalysis</w:t>
+        <w:t xml:space="preserve">(b) Skipping meals</w:t>
       </w:r>
     </w:p>
     <w:p>
-      <w:pPr>
-        <w:spacing w:after="0" w:before="0"/>
-      </w:pPr>
       <w:r>
-        <w:rPr>
-          <w:b w:val="0"/>
-          <w:i w:val="0"/>
-          <w:sz w:val="22"/>
-        </w:rPr>
-        <w:t>(c) Milieu therapy</w:t>
+        <w:t xml:space="preserve">(c) Consistent carbohydrate intake with balanced meals</w:t>
       </w:r>
     </w:p>
     <w:p>
-      <w:pPr>
-        <w:spacing w:after="0" w:before="0"/>
-      </w:pPr>
       <w:r>
-        <w:rPr>
-          <w:b w:val="0"/>
-          <w:i w:val="0"/>
-          <w:sz w:val="22"/>
-        </w:rPr>
-        <w:t>(d) Behavior modification</w:t>
+        <w:t xml:space="preserve">(d) Only protein foods</w:t>
       </w:r>
     </w:p>
     <w:p>
-      <w:pPr>
-        <w:spacing w:after="0" w:before="40"/>
-      </w:pPr>
       <w:r>
-        <w:rPr>
-          <w:b/>
-          <w:i w:val="0"/>
-          <w:sz w:val="22"/>
-        </w:rPr>
-        <w:t>Answer: a</w:t>
+        <w:t xml:space="preserve">Answer: c</w:t>
       </w:r>
     </w:p>
     <w:p>
-      <w:pPr>
-        <w:spacing w:after="0" w:before="0"/>
-      </w:pPr>
       <w:r>
-        <w:rPr>
-          <w:b w:val="0"/>
-          <w:i w:val="0"/>
-          <w:sz w:val="21"/>
-        </w:rPr>
-        <w:t>Solution: Crisis intervention is short-term, goal-directed therapy that restores pre-crisis functioning by addressing the immediate stressor, mobilizing resources, and teaching coping skills. It is time-limited and problem-focused.</w:t>
+        <w:t xml:space="preserve">Solution: Consistent carbohydrate intake spread across balanced meals keeps blood glucose stable; skipping meals causes hypoglycemia.</w:t>
       </w:r>
     </w:p>
     <w:p>
-      <w:pPr>
-        <w:spacing w:after="0" w:before="0"/>
-      </w:pPr>
       <w:r>
-        <w:rPr>
-          <w:b w:val="0"/>
-          <w:i w:val="0"/>
-          <w:sz w:val="20"/>
-        </w:rPr>
-        <w:t>Positive Marks: 1</w:t>
+        <w:t xml:space="preserve">Positive Marks: 1</w:t>
       </w:r>
     </w:p>
     <w:p>
-      <w:pPr>
-        <w:spacing w:after="160" w:before="0"/>
-      </w:pPr>
       <w:r>
-        <w:rPr>
-          <w:b w:val="0"/>
-          <w:i w:val="0"/>
-          <w:sz w:val="20"/>
-        </w:rPr>
-        <w:t>Negative Marks: 0.25</w:t>
+        <w:t xml:space="preserve">Negative Marks: 0.25</w:t>
       </w:r>
     </w:p>
     <w:p>
-      <w:pPr>
-        <w:spacing w:after="40" w:before="120"/>
-      </w:pPr>
       <w:r>
-        <w:rPr>
-          <w:b w:val="0"/>
-          <w:i w:val="0"/>
-          <w:sz w:val="22"/>
-        </w:rPr>
-        <w:t>Question: Which statement about the use of SECLUSION in a psychiatric unit is correct?</w:t>
+        <w:t xml:space="preserve">Question: Fat embolism syndrome is most commonly associated with:</w:t>
       </w:r>
     </w:p>
     <w:p>
-      <w:pPr>
-        <w:spacing w:after="0" w:before="0"/>
-      </w:pPr>
       <w:r>
-        <w:rPr>
-          <w:b w:val="0"/>
-          <w:i w:val="0"/>
-          <w:sz w:val="22"/>
-        </w:rPr>
-        <w:t>(a) Seclusion is used only when the client is an immediate danger to self or others, requires a provider's order, and the client is monitored frequently</w:t>
+        <w:t xml:space="preserve">(a) Fracture of the femur</w:t>
       </w:r>
     </w:p>
     <w:p>
-      <w:pPr>
-        <w:spacing w:after="0" w:before="0"/>
-      </w:pPr>
       <w:r>
-        <w:rPr>
-          <w:b w:val="0"/>
-          <w:i w:val="0"/>
-          <w:sz w:val="22"/>
-        </w:rPr>
-        <w:t>(b) Seclusion is used as punishment for noncompliance</w:t>
+        <w:t xml:space="preserve">(b) Mild ankle sprain</w:t>
       </w:r>
     </w:p>
     <w:p>
-      <w:pPr>
-        <w:spacing w:after="0" w:before="0"/>
-      </w:pPr>
       <w:r>
-        <w:rPr>
-          <w:b w:val="0"/>
-          <w:i w:val="0"/>
-          <w:sz w:val="22"/>
-        </w:rPr>
-        <w:t>(c) Clients may be secluded for any reason for 24 hours without review</w:t>
+        <w:t xml:space="preserve">(c) Headache</w:t>
       </w:r>
     </w:p>
     <w:p>
-      <w:pPr>
-        <w:spacing w:after="0" w:before="0"/>
-      </w:pPr>
       <w:r>
-        <w:rPr>
-          <w:b w:val="0"/>
-          <w:i w:val="0"/>
-          <w:sz w:val="22"/>
-        </w:rPr>
-        <w:t>(d) Seclusion replaces all other treatments</w:t>
+        <w:t xml:space="preserve">(d) Gastritis</w:t>
       </w:r>
     </w:p>
     <w:p>
-      <w:pPr>
-        <w:spacing w:after="0" w:before="40"/>
-      </w:pPr>
       <w:r>
-        <w:rPr>
-          <w:b/>
-          <w:i w:val="0"/>
-          <w:sz w:val="22"/>
-        </w:rPr>
-        <w:t>Answer: a</w:t>
+        <w:t xml:space="preserve">Answer: a</w:t>
       </w:r>
     </w:p>
     <w:p>
-      <w:pPr>
-        <w:spacing w:after="0" w:before="0"/>
-      </w:pPr>
       <w:r>
-        <w:rPr>
-          <w:b w:val="0"/>
-          <w:i w:val="0"/>
-          <w:sz w:val="21"/>
-        </w:rPr>
-        <w:t>Solution: Seclusion is a last-resort safety intervention for imminent danger, requiring a provider's order, frequent monitoring (documented), periodic release/reassessment, and removal as soon as the crisis resolves. It is never punitive.</w:t>
+        <w:t xml:space="preserve">Solution: Fat embolism follows fractures of long bones such as the femur, causing respiratory distress, confusion, and petechiae.</w:t>
       </w:r>
     </w:p>
     <w:p>
-      <w:pPr>
-        <w:spacing w:after="0" w:before="0"/>
-      </w:pPr>
       <w:r>
-        <w:rPr>
-          <w:b w:val="0"/>
-          <w:i w:val="0"/>
-          <w:sz w:val="20"/>
-        </w:rPr>
-        <w:t>Positive Marks: 1</w:t>
+        <w:t xml:space="preserve">Positive Marks: 1</w:t>
       </w:r>
     </w:p>
     <w:p>
-      <w:pPr>
-        <w:spacing w:after="160" w:before="0"/>
-      </w:pPr>
       <w:r>
-        <w:rPr>
-          <w:b w:val="0"/>
-          <w:i w:val="0"/>
-          <w:sz w:val="20"/>
-        </w:rPr>
-        <w:t>Negative Marks: 0.25</w:t>
+        <w:t xml:space="preserve">Negative Marks: 0.25</w:t>
       </w:r>
     </w:p>
     <w:p>
-      <w:pPr>
-        <w:spacing w:after="40" w:before="120"/>
-      </w:pPr>
       <w:r>
-        <w:rPr>
-          <w:b w:val="0"/>
-          <w:i w:val="0"/>
-          <w:sz w:val="22"/>
-        </w:rPr>
-        <w:t>Question: A child has honey-colored crusted lesions around the nose that began as vesicles. This condition is most likely:</w:t>
+        <w:t xml:space="preserve"/>
       </w:r>
     </w:p>
     <w:p>
-      <w:pPr>
-        <w:spacing w:after="0" w:before="0"/>
-      </w:pPr>
       <w:r>
-        <w:rPr>
-          <w:b w:val="0"/>
-          <w:i w:val="0"/>
-          <w:sz w:val="22"/>
-        </w:rPr>
-        <w:t>(a) Impetigo</w:t>
+        <w:t xml:space="preserve">Question: A newborn's first bath is delayed primarily to:</w:t>
       </w:r>
     </w:p>
     <w:p>
-      <w:pPr>
-        <w:spacing w:after="0" w:before="0"/>
-      </w:pPr>
       <w:r>
-        <w:rPr>
-          <w:b w:val="0"/>
-          <w:i w:val="0"/>
-          <w:sz w:val="22"/>
-        </w:rPr>
-        <w:t>(b) Eczema</w:t>
+        <w:t xml:space="preserve">(a) Save time</w:t>
       </w:r>
     </w:p>
     <w:p>
-      <w:pPr>
-        <w:spacing w:after="0" w:before="0"/>
-      </w:pPr>
       <w:r>
-        <w:rPr>
-          <w:b w:val="0"/>
-          <w:i w:val="0"/>
-          <w:sz w:val="22"/>
-        </w:rPr>
-        <w:t>(c) Urticaria</w:t>
+        <w:t xml:space="preserve">(b) Avoid using water</w:t>
       </w:r>
     </w:p>
     <w:p>
-      <w:pPr>
-        <w:spacing w:after="0" w:before="0"/>
-      </w:pPr>
       <w:r>
-        <w:rPr>
-          <w:b w:val="0"/>
-          <w:i w:val="0"/>
-          <w:sz w:val="22"/>
-        </w:rPr>
-        <w:t>(d) Ringworm</w:t>
+        <w:t xml:space="preserve">(c) Let the cord fall off</w:t>
       </w:r>
     </w:p>
     <w:p>
-      <w:pPr>
-        <w:spacing w:after="0" w:before="40"/>
-      </w:pPr>
       <w:r>
-        <w:rPr>
-          <w:b/>
-          <w:i w:val="0"/>
-          <w:sz w:val="22"/>
-        </w:rPr>
-        <w:t>Answer: a</w:t>
+        <w:t xml:space="preserve">(d) Prevent hypothermia and preserve temperature stability</w:t>
       </w:r>
     </w:p>
     <w:p>
-      <w:pPr>
-        <w:spacing w:after="0" w:before="0"/>
-      </w:pPr>
       <w:r>
-        <w:rPr>
-          <w:b w:val="0"/>
-          <w:i w:val="0"/>
-          <w:sz w:val="21"/>
-        </w:rPr>
-        <w:t>Solution: Impetigo is a superficial bacterial skin infection (Staphylococcus/Streptococcus) with vesiculopustules that rupture into honey-colored crusts, commonly around the nose and mouth; it is treated with topical/oral antibiotics and is contagious.</w:t>
+        <w:t xml:space="preserve">Answer: d</w:t>
       </w:r>
     </w:p>
     <w:p>
-      <w:pPr>
-        <w:spacing w:after="0" w:before="0"/>
-      </w:pPr>
       <w:r>
-        <w:rPr>
-          <w:b w:val="0"/>
-          <w:i w:val="0"/>
-          <w:sz w:val="20"/>
-        </w:rPr>
-        <w:t>Positive Marks: 1</w:t>
+        <w:t xml:space="preserve">Solution: Delaying the first bath prevents heat loss and stabilizes the newborn's temperature; bathing occurs once the baby is warm and stable.</w:t>
       </w:r>
     </w:p>
     <w:p>
-      <w:pPr>
-        <w:spacing w:after="160" w:before="0"/>
-      </w:pPr>
       <w:r>
-        <w:rPr>
-          <w:b w:val="0"/>
-          <w:i w:val="0"/>
-          <w:sz w:val="20"/>
-        </w:rPr>
-        <w:t>Negative Marks: 0.25</w:t>
+        <w:t xml:space="preserve">Positive Marks: 1</w:t>
       </w:r>
     </w:p>
     <w:p>
-      <w:pPr>
-        <w:spacing w:after="40" w:before="120"/>
-      </w:pPr>
       <w:r>
-        <w:rPr>
-          <w:b w:val="0"/>
-          <w:i w:val="0"/>
-          <w:sz w:val="22"/>
-        </w:rPr>
-        <w:t>Question: Which instruction is correct for treating head lice (pediculosis capitis) in a school-age child?</w:t>
+        <w:t xml:space="preserve">Negative Marks: 0.25</w:t>
       </w:r>
     </w:p>
     <w:p>
-      <w:pPr>
-        <w:spacing w:after="0" w:before="0"/>
-      </w:pPr>
       <w:r>
-        <w:rPr>
-          <w:b w:val="0"/>
-          <w:i w:val="0"/>
-          <w:sz w:val="22"/>
-        </w:rPr>
-        <w:t>(a) Use a pediculicide as directed, comb out nits with a fine-toothed comb, and treat close contacts and shared items</w:t>
+        <w:t xml:space="preserve"/>
       </w:r>
     </w:p>
     <w:p>
-      <w:pPr>
-        <w:spacing w:after="0" w:before="0"/>
-      </w:pPr>
       <w:r>
-        <w:rPr>
-          <w:b w:val="0"/>
-          <w:i w:val="0"/>
-          <w:sz w:val="22"/>
-        </w:rPr>
-        <w:t>(b) Shave the child's head completely</w:t>
+        <w:t xml:space="preserve">Question: A classic sign of preeclampsia is:</w:t>
       </w:r>
     </w:p>
     <w:p>
-      <w:pPr>
-        <w:spacing w:after="0" w:before="0"/>
-      </w:pPr>
       <w:r>
-        <w:rPr>
-          <w:b w:val="0"/>
-          <w:i w:val="0"/>
-          <w:sz w:val="22"/>
-        </w:rPr>
-        <w:t>(c) Apply petroleum jelly only</w:t>
+        <w:t xml:space="preserve">(a) Hypotension</w:t>
       </w:r>
     </w:p>
     <w:p>
-      <w:pPr>
-        <w:spacing w:after="0" w:before="0"/>
-      </w:pPr>
       <w:r>
-        <w:rPr>
-          <w:b w:val="0"/>
-          <w:i w:val="0"/>
-          <w:sz w:val="22"/>
-        </w:rPr>
-        <w:t>(d) Keep the child home for a month</w:t>
+        <w:t xml:space="preserve">(b) Hypertension with proteinuria after 20 weeks</w:t>
       </w:r>
     </w:p>
     <w:p>
-      <w:pPr>
-        <w:spacing w:after="0" w:before="40"/>
-      </w:pPr>
       <w:r>
-        <w:rPr>
-          <w:b/>
-          <w:i w:val="0"/>
-          <w:sz w:val="22"/>
-        </w:rPr>
-        <w:t>Answer: a</w:t>
+        <w:t xml:space="preserve">(c) Hypoglycemia</w:t>
       </w:r>
     </w:p>
     <w:p>
-      <w:pPr>
-        <w:spacing w:after="0" w:before="0"/>
-      </w:pPr>
       <w:r>
-        <w:rPr>
-          <w:b w:val="0"/>
-          <w:i w:val="0"/>
-          <w:sz w:val="21"/>
-        </w:rPr>
-        <w:t>Solution: Head lice are treated with pediculicides (permethrin/lotion), wet-combing to remove nits, and laundering bedding/clothing; household contacts are checked and treated. Shaving is unnecessary, and school exclusion is not required after treatment.</w:t>
+        <w:t xml:space="preserve">(d) Decreased weight</w:t>
       </w:r>
     </w:p>
     <w:p>
-      <w:pPr>
-        <w:spacing w:after="0" w:before="0"/>
-      </w:pPr>
       <w:r>
-        <w:rPr>
-          <w:b w:val="0"/>
-          <w:i w:val="0"/>
-          <w:sz w:val="20"/>
-        </w:rPr>
-        <w:t>Positive Marks: 1</w:t>
+        <w:t xml:space="preserve">Answer: b</w:t>
       </w:r>
     </w:p>
     <w:p>
-      <w:pPr>
-        <w:spacing w:after="160" w:before="0"/>
-      </w:pPr>
       <w:r>
-        <w:rPr>
-          <w:b w:val="0"/>
-          <w:i w:val="0"/>
-          <w:sz w:val="20"/>
-        </w:rPr>
-        <w:t>Negative Marks: 0.25</w:t>
+        <w:t xml:space="preserve">Solution: Preeclampsia is new-onset hypertension with proteinuria (and often edema) after 20 weeks of gestation.</w:t>
       </w:r>
     </w:p>
     <w:p>
-      <w:pPr>
-        <w:spacing w:after="40" w:before="120"/>
-      </w:pPr>
       <w:r>
-        <w:rPr>
-          <w:b w:val="0"/>
-          <w:i w:val="0"/>
-          <w:sz w:val="22"/>
-        </w:rPr>
-        <w:t>Question: Which finding is most characteristic of scarlet fever?</w:t>
+        <w:t xml:space="preserve">Positive Marks: 1</w:t>
       </w:r>
     </w:p>
     <w:p>
-      <w:pPr>
-        <w:spacing w:after="0" w:before="0"/>
-      </w:pPr>
       <w:r>
-        <w:rPr>
-          <w:b w:val="0"/>
-          <w:i w:val="0"/>
-          <w:sz w:val="22"/>
-        </w:rPr>
-        <w:t>(a) A fine, sandpaper-like rash with strawberry tongue and sore throat after group A streptococcal infection</w:t>
+        <w:t xml:space="preserve">Negative Marks: 0.25</w:t>
       </w:r>
     </w:p>
     <w:p>
-      <w:pPr>
-        <w:spacing w:after="0" w:before="0"/>
-      </w:pPr>
       <w:r>
-        <w:rPr>
-          <w:b w:val="0"/>
-          <w:i w:val="0"/>
-          <w:sz w:val="22"/>
-        </w:rPr>
-        <w:t>(b) A vesicular rash on one side of the body</w:t>
+        <w:t xml:space="preserve"/>
       </w:r>
     </w:p>
     <w:p>
-      <w:pPr>
-        <w:spacing w:after="0" w:before="0"/>
-      </w:pPr>
       <w:r>
-        <w:rPr>
-          <w:b w:val="0"/>
-          <w:i w:val="0"/>
-          <w:sz w:val="22"/>
-        </w:rPr>
-        <w:t>(c) Currant-jelly stools</w:t>
+        <w:t xml:space="preserve">Question: The most dangerous complication of measles in a malnourished child is:</w:t>
       </w:r>
     </w:p>
     <w:p>
-      <w:pPr>
-        <w:spacing w:after="0" w:before="0"/>
-      </w:pPr>
       <w:r>
-        <w:rPr>
-          <w:b w:val="0"/>
-          <w:i w:val="0"/>
-          <w:sz w:val="22"/>
-        </w:rPr>
-        <w:t>(d) A maculopapular rash that starts on the face</w:t>
+        <w:t xml:space="preserve">(a) Constipation</w:t>
       </w:r>
     </w:p>
     <w:p>
-      <w:pPr>
-        <w:spacing w:after="0" w:before="40"/>
-      </w:pPr>
       <w:r>
-        <w:rPr>
-          <w:b/>
-          <w:i w:val="0"/>
-          <w:sz w:val="22"/>
-        </w:rPr>
-        <w:t>Answer: a</w:t>
+        <w:t xml:space="preserve">(b) Anemia only</w:t>
       </w:r>
     </w:p>
     <w:p>
-      <w:pPr>
-        <w:spacing w:after="0" w:before="0"/>
-      </w:pPr>
       <w:r>
-        <w:rPr>
-          <w:b w:val="0"/>
-          <w:i w:val="0"/>
-          <w:sz w:val="21"/>
-        </w:rPr>
-        <w:t>Solution: Scarlet fever follows group A strep pharyngitis: fever, sore throat, a fine erythematous sandpaper rash, circumoral pallor, and a strawberry tongue. It is treated with antibiotics to prevent rheumatic fever.</w:t>
+        <w:t xml:space="preserve">(c) Pneumonia</w:t>
       </w:r>
     </w:p>
     <w:p>
-      <w:pPr>
-        <w:spacing w:after="0" w:before="0"/>
-      </w:pPr>
       <w:r>
-        <w:rPr>
-          <w:b w:val="0"/>
-          <w:i w:val="0"/>
-          <w:sz w:val="20"/>
-        </w:rPr>
-        <w:t>Positive Marks: 1</w:t>
+        <w:t xml:space="preserve">(d) Hair loss</w:t>
       </w:r>
     </w:p>
     <w:p>
-      <w:pPr>
-        <w:spacing w:after="160" w:before="0"/>
-      </w:pPr>
       <w:r>
-        <w:rPr>
-          <w:b w:val="0"/>
-          <w:i w:val="0"/>
-          <w:sz w:val="20"/>
-        </w:rPr>
-        <w:t>Negative Marks: 0.25</w:t>
+        <w:t xml:space="preserve">Answer: c</w:t>
       </w:r>
     </w:p>
     <w:p>
-      <w:pPr>
-        <w:spacing w:after="40" w:before="120"/>
-      </w:pPr>
       <w:r>
-        <w:rPr>
-          <w:b w:val="0"/>
-          <w:i w:val="0"/>
-          <w:sz w:val="22"/>
-        </w:rPr>
-        <w:t>Question: Which is the most effective way to prevent drowning in toddlers?</w:t>
+        <w:t xml:space="preserve">Solution: Pneumonia is the leading cause of measles-related death, especially in malnourished children; diarrhea and encephalitis also occur.</w:t>
       </w:r>
     </w:p>
     <w:p>
-      <w:pPr>
-        <w:spacing w:after="0" w:before="0"/>
-      </w:pPr>
       <w:r>
-        <w:rPr>
-          <w:b w:val="0"/>
-          <w:i w:val="0"/>
-          <w:sz w:val="22"/>
-        </w:rPr>
-        <w:t>(a) Constant adult supervision near any water, fencing around pools, and teaching water safety</w:t>
+        <w:t xml:space="preserve">Positive Marks: 1</w:t>
       </w:r>
     </w:p>
     <w:p>
-      <w:pPr>
-        <w:spacing w:after="0" w:before="0"/>
-      </w:pPr>
       <w:r>
-        <w:rPr>
-          <w:b w:val="0"/>
-          <w:i w:val="0"/>
-          <w:sz w:val="22"/>
-        </w:rPr>
-        <w:t>(b) Teaching swimming before age 1</w:t>
+        <w:t xml:space="preserve">Negative Marks: 0.25</w:t>
       </w:r>
     </w:p>
     <w:p>
-      <w:pPr>
-        <w:spacing w:after="0" w:before="0"/>
-      </w:pPr>
       <w:r>
-        <w:rPr>
-          <w:b w:val="0"/>
-          <w:i w:val="0"/>
-          <w:sz w:val="22"/>
-        </w:rPr>
-        <w:t>(c) Relying on floatation devices alone</w:t>
+        <w:t xml:space="preserve"/>
       </w:r>
     </w:p>
     <w:p>
-      <w:pPr>
-        <w:spacing w:after="0" w:before="0"/>
-      </w:pPr>
       <w:r>
-        <w:rPr>
-          <w:b w:val="0"/>
-          <w:i w:val="0"/>
-          <w:sz w:val="22"/>
-        </w:rPr>
-        <w:t>(d) Leaving children unsupervised in shallow water</w:t>
+        <w:t xml:space="preserve">Question: The purpose of a therapeutic milieu is to:</w:t>
       </w:r>
     </w:p>
     <w:p>
-      <w:pPr>
-        <w:spacing w:after="0" w:before="40"/>
-      </w:pPr>
       <w:r>
-        <w:rPr>
-          <w:b/>
-          <w:i w:val="0"/>
-          <w:sz w:val="22"/>
-        </w:rPr>
-        <w:t>Answer: a</w:t>
+        <w:t xml:space="preserve">(a) Provide a structured, safe environment that supports healing</w:t>
       </w:r>
     </w:p>
     <w:p>
-      <w:pPr>
-        <w:spacing w:after="0" w:before="0"/>
-      </w:pPr>
       <w:r>
-        <w:rPr>
-          <w:b w:val="0"/>
-          <w:i w:val="0"/>
-          <w:sz w:val="21"/>
-        </w:rPr>
-        <w:t>Solution: Drowning prevention requires continuous adult supervision, barriers (pool fencing, closed bathroom doors), and water-safety education. Flotation devices are not substitutes for supervision, and infants cannot be taught to swim safely.</w:t>
+        <w:t xml:space="preserve">(b) Isolate the client from all people</w:t>
       </w:r>
     </w:p>
     <w:p>
-      <w:pPr>
-        <w:spacing w:after="0" w:before="0"/>
-      </w:pPr>
       <w:r>
-        <w:rPr>
-          <w:b w:val="0"/>
-          <w:i w:val="0"/>
-          <w:sz w:val="20"/>
-        </w:rPr>
-        <w:t>Positive Marks: 1</w:t>
+        <w:t xml:space="preserve">(c) Increase environmental stimuli</w:t>
       </w:r>
     </w:p>
     <w:p>
-      <w:pPr>
-        <w:spacing w:after="160" w:before="0"/>
-      </w:pPr>
       <w:r>
-        <w:rPr>
-          <w:b w:val="0"/>
-          <w:i w:val="0"/>
-          <w:sz w:val="20"/>
-        </w:rPr>
-        <w:t>Negative Marks: 0.25</w:t>
+        <w:t xml:space="preserve">(d) Replace medications entirely</w:t>
       </w:r>
     </w:p>
     <w:p>
-      <w:pPr>
-        <w:spacing w:after="40" w:before="120"/>
-      </w:pPr>
       <w:r>
-        <w:rPr>
-          <w:b w:val="0"/>
-          <w:i w:val="0"/>
-          <w:sz w:val="22"/>
-        </w:rPr>
-        <w:t>Question: The stillbirth rate is best defined as:</w:t>
+        <w:t xml:space="preserve">Answer: a</w:t>
       </w:r>
     </w:p>
     <w:p>
-      <w:pPr>
-        <w:spacing w:after="0" w:before="0"/>
-      </w:pPr>
       <w:r>
-        <w:rPr>
-          <w:b w:val="0"/>
-          <w:i w:val="0"/>
-          <w:sz w:val="22"/>
-        </w:rPr>
-        <w:t>(a) Fetal deaths after 28 weeks of gestation per 1,000 total births</w:t>
+        <w:t xml:space="preserve">Solution: The milieu — a structured, safe, supportive environment — promotes adaptive behavior and recovery in psychiatric care.</w:t>
       </w:r>
     </w:p>
     <w:p>
-      <w:pPr>
-        <w:spacing w:after="0" w:before="0"/>
-      </w:pPr>
       <w:r>
-        <w:rPr>
-          <w:b w:val="0"/>
-          <w:i w:val="0"/>
-          <w:sz w:val="22"/>
-        </w:rPr>
-        <w:t>(b) All infant deaths in the first year per 1,000 live births</w:t>
+        <w:t xml:space="preserve">Positive Marks: 1</w:t>
       </w:r>
     </w:p>
     <w:p>
-      <w:pPr>
-        <w:spacing w:after="0" w:before="0"/>
-      </w:pPr>
       <w:r>
-        <w:rPr>
-          <w:b w:val="0"/>
-          <w:i w:val="0"/>
-          <w:sz w:val="22"/>
-        </w:rPr>
-        <w:t>(c) Maternal deaths per 100,000 live births</w:t>
+        <w:t xml:space="preserve">Negative Marks: 0.25</w:t>
       </w:r>
     </w:p>
     <w:p>
-      <w:pPr>
-        <w:spacing w:after="0" w:before="0"/>
-      </w:pPr>
       <w:r>
-        <w:rPr>
-          <w:b w:val="0"/>
-          <w:i w:val="0"/>
-          <w:sz w:val="22"/>
-        </w:rPr>
-        <w:t>(d) Abortions per 1,000 pregnancies</w:t>
+        <w:t xml:space="preserve"/>
       </w:r>
     </w:p>
     <w:p>
-      <w:pPr>
-        <w:spacing w:after="0" w:before="40"/>
-      </w:pPr>
       <w:r>
-        <w:rPr>
-          <w:b/>
-          <w:i w:val="0"/>
-          <w:sz w:val="22"/>
-        </w:rPr>
-        <w:t>Answer: a</w:t>
+        <w:t xml:space="preserve">Question: School health services include:</w:t>
       </w:r>
     </w:p>
     <w:p>
-      <w:pPr>
-        <w:spacing w:after="0" w:before="0"/>
-      </w:pPr>
       <w:r>
-        <w:rPr>
-          <w:b w:val="0"/>
-          <w:i w:val="0"/>
-          <w:sz w:val="21"/>
-        </w:rPr>
-        <w:t>Solution: Stillbirth rate measures fetal deaths at or after 28 weeks (in India's definition) per 1,000 total births. Infant mortality covers the first year of life, and maternal mortality is per 100,000 live births.</w:t>
+        <w:t xml:space="preserve">(a) Treating only adults</w:t>
       </w:r>
     </w:p>
     <w:p>
-      <w:pPr>
-        <w:spacing w:after="0" w:before="0"/>
-      </w:pPr>
       <w:r>
-        <w:rPr>
-          <w:b w:val="0"/>
-          <w:i w:val="0"/>
-          <w:sz w:val="20"/>
-        </w:rPr>
-        <w:t>Positive Marks: 1</w:t>
+        <w:t xml:space="preserve">(b) Ignoring nutrition</w:t>
       </w:r>
     </w:p>
     <w:p>
-      <w:pPr>
-        <w:spacing w:after="160" w:before="0"/>
-      </w:pPr>
       <w:r>
-        <w:rPr>
-          <w:b w:val="0"/>
-          <w:i w:val="0"/>
-          <w:sz w:val="20"/>
-        </w:rPr>
-        <w:t>Negative Marks: 0.25</w:t>
+        <w:t xml:space="preserve">(c) Performing major surgeries</w:t>
       </w:r>
     </w:p>
     <w:p>
-      <w:pPr>
-        <w:spacing w:after="40" w:before="120"/>
-      </w:pPr>
       <w:r>
-        <w:rPr>
-          <w:b w:val="0"/>
-          <w:i w:val="0"/>
-          <w:sz w:val="22"/>
-        </w:rPr>
-        <w:t>Question: Which statement about health insurance schemes in India is correct?</w:t>
+        <w:t xml:space="preserve">(d) Health screening, immunization, and health education of students</w:t>
       </w:r>
     </w:p>
     <w:p>
-      <w:pPr>
-        <w:spacing w:after="0" w:before="0"/>
-      </w:pPr>
       <w:r>
-        <w:rPr>
-          <w:b w:val="0"/>
-          <w:i w:val="0"/>
-          <w:sz w:val="22"/>
-        </w:rPr>
-        <w:t>(a) Government schemes like PM-JAY (Ayushman Bharat) provide cashless secondary and tertiary care for eligible families</w:t>
+        <w:t xml:space="preserve">Answer: d</w:t>
       </w:r>
     </w:p>
     <w:p>
-      <w:pPr>
-        <w:spacing w:after="0" w:before="0"/>
-      </w:pPr>
       <w:r>
-        <w:rPr>
-          <w:b w:val="0"/>
-          <w:i w:val="0"/>
-          <w:sz w:val="22"/>
-        </w:rPr>
-        <w:t>(b) Health insurance covers only cosmetic surgery</w:t>
+        <w:t xml:space="preserve">Solution: School health programs screen for illness, complete immunizations, treat minor ailments, and teach health habits to students.</w:t>
       </w:r>
     </w:p>
     <w:p>
-      <w:pPr>
-        <w:spacing w:after="0" w:before="0"/>
-      </w:pPr>
       <w:r>
-        <w:rPr>
-          <w:b w:val="0"/>
-          <w:i w:val="0"/>
-          <w:sz w:val="22"/>
-        </w:rPr>
-        <w:t>(c) All treatments are free for everyone without eligibility criteria</w:t>
+        <w:t xml:space="preserve">Positive Marks: 1</w:t>
       </w:r>
     </w:p>
     <w:p>
-      <w:pPr>
-        <w:spacing w:after="0" w:before="0"/>
-      </w:pPr>
       <w:r>
-        <w:rPr>
-          <w:b w:val="0"/>
-          <w:i w:val="0"/>
-          <w:sz w:val="22"/>
-        </w:rPr>
-        <w:t>(d) Insurance schemes replace the need for primary health care</w:t>
+        <w:t xml:space="preserve">Negative Marks: 0.25</w:t>
       </w:r>
     </w:p>
     <w:p>
-      <w:pPr>
-        <w:spacing w:after="0" w:before="40"/>
-      </w:pPr>
       <w:r>
-        <w:rPr>
-          <w:b/>
-          <w:i w:val="0"/>
-          <w:sz w:val="22"/>
-        </w:rPr>
-        <w:t>Answer: a</w:t>
+        <w:t xml:space="preserve"/>
       </w:r>
     </w:p>
     <w:p>
-      <w:pPr>
-        <w:spacing w:after="0" w:before="0"/>
-      </w:pPr>
       <w:r>
-        <w:rPr>
-          <w:b w:val="0"/>
-          <w:i w:val="0"/>
-          <w:sz w:val="21"/>
-        </w:rPr>
-        <w:t>Solution: PM-JAY (Ayushman Bharat) provides cashless hospitalization coverage up to a defined limit for eligible (economically vulnerable) families at empanelled hospitals. It complements, not replaces, the public health system.</w:t>
+        <w:t xml:space="preserve">Question: Ranitidine reduces gastric acid by:</w:t>
       </w:r>
     </w:p>
     <w:p>
-      <w:pPr>
-        <w:spacing w:after="0" w:before="0"/>
-      </w:pPr>
       <w:r>
-        <w:rPr>
-          <w:b w:val="0"/>
-          <w:i w:val="0"/>
-          <w:sz w:val="20"/>
-        </w:rPr>
-        <w:t>Positive Marks: 1</w:t>
+        <w:t xml:space="preserve">(a) Neutralizing acid directly</w:t>
       </w:r>
     </w:p>
     <w:p>
-      <w:pPr>
-        <w:spacing w:after="160" w:before="0"/>
-      </w:pPr>
       <w:r>
-        <w:rPr>
-          <w:b w:val="0"/>
-          <w:i w:val="0"/>
-          <w:sz w:val="20"/>
-        </w:rPr>
-        <w:t>Negative Marks: 0.25</w:t>
+        <w:t xml:space="preserve">(b) Blocking histamine H2 receptors</w:t>
       </w:r>
     </w:p>
     <w:p>
-      <w:pPr>
-        <w:spacing w:after="40" w:before="120"/>
-      </w:pPr>
       <w:r>
-        <w:rPr>
-          <w:b w:val="0"/>
-          <w:i w:val="0"/>
-          <w:sz w:val="22"/>
-        </w:rPr>
-        <w:t>Question: What is the primary PURPOSE of a home visit by a community health nurse?</w:t>
+        <w:t xml:space="preserve">(c) Increasing acid production</w:t>
       </w:r>
     </w:p>
     <w:p>
-      <w:pPr>
-        <w:spacing w:after="0" w:before="0"/>
-      </w:pPr>
       <w:r>
-        <w:rPr>
-          <w:b w:val="0"/>
-          <w:i w:val="0"/>
-          <w:sz w:val="22"/>
-        </w:rPr>
-        <w:t>(a) To assess the family's health needs in their own environment, provide care, teaching, and follow-up</w:t>
+        <w:t xml:space="preserve">(d) Coating the stomach lining</w:t>
       </w:r>
     </w:p>
     <w:p>
-      <w:pPr>
-        <w:spacing w:after="0" w:before="0"/>
-      </w:pPr>
       <w:r>
-        <w:rPr>
-          <w:b w:val="0"/>
-          <w:i w:val="0"/>
-          <w:sz w:val="22"/>
-        </w:rPr>
-        <w:t>(b) To inspect the cleanliness of the house for penalties</w:t>
+        <w:t xml:space="preserve">Answer: b</w:t>
       </w:r>
     </w:p>
     <w:p>
-      <w:pPr>
-        <w:spacing w:after="0" w:before="0"/>
-      </w:pPr>
       <w:r>
-        <w:rPr>
-          <w:b w:val="0"/>
-          <w:i w:val="0"/>
-          <w:sz w:val="22"/>
-        </w:rPr>
-        <w:t>(c) To collect house tax</w:t>
+        <w:t xml:space="preserve">Solution: Ranitidine is an H2-receptor antagonist that reduces acid secretion from parietal cells; antacids neutralize acid already present.</w:t>
       </w:r>
     </w:p>
     <w:p>
-      <w:pPr>
-        <w:spacing w:after="0" w:before="0"/>
-      </w:pPr>
       <w:r>
-        <w:rPr>
-          <w:b w:val="0"/>
-          <w:i w:val="0"/>
-          <w:sz w:val="22"/>
-        </w:rPr>
-        <w:t>(d) To deliver mail and notices</w:t>
+        <w:t xml:space="preserve">Positive Marks: 1</w:t>
       </w:r>
     </w:p>
     <w:p>
-      <w:pPr>
-        <w:spacing w:after="0" w:before="40"/>
-      </w:pPr>
       <w:r>
-        <w:rPr>
-          <w:b/>
-          <w:i w:val="0"/>
-          <w:sz w:val="22"/>
-        </w:rPr>
-        <w:t>Answer: a</w:t>
+        <w:t xml:space="preserve">Negative Marks: 0.25</w:t>
       </w:r>
     </w:p>
     <w:p>
-      <w:pPr>
-        <w:spacing w:after="0" w:before="0"/>
-      </w:pPr>
       <w:r>
-        <w:rPr>
-          <w:b w:val="0"/>
-          <w:i w:val="0"/>
-          <w:sz w:val="21"/>
-        </w:rPr>
-        <w:t>Solution: Home visits allow the nurse to assess family health in context, provide care and health education, demonstrate procedures, and follow up—promoting continuity and family-centered care. It is not an inspection or tax collection.</w:t>
+        <w:t xml:space="preserve"/>
       </w:r>
     </w:p>
     <w:p>
-      <w:pPr>
-        <w:spacing w:after="0" w:before="0"/>
-      </w:pPr>
       <w:r>
-        <w:rPr>
-          <w:b w:val="0"/>
-          <w:i w:val="0"/>
-          <w:sz w:val="20"/>
-        </w:rPr>
-        <w:t>Positive Marks: 1</w:t>
+        <w:t xml:space="preserve">Question: The pupil constricts in response to which cranial nerve?</w:t>
       </w:r>
     </w:p>
     <w:p>
-      <w:pPr>
-        <w:spacing w:after="160" w:before="0"/>
-      </w:pPr>
       <w:r>
-        <w:rPr>
-          <w:b w:val="0"/>
-          <w:i w:val="0"/>
-          <w:sz w:val="20"/>
-        </w:rPr>
-        <w:t>Negative Marks: 0.25</w:t>
+        <w:t xml:space="preserve">(a) Optic (II)</w:t>
       </w:r>
     </w:p>
     <w:p>
-      <w:pPr>
-        <w:spacing w:after="40" w:before="120"/>
-      </w:pPr>
       <w:r>
-        <w:rPr>
-          <w:b w:val="0"/>
-          <w:i w:val="0"/>
-          <w:sz w:val="22"/>
-        </w:rPr>
-        <w:t>Question: Which is the longest and thickest nerve in the human body?</w:t>
+        <w:t xml:space="preserve">(b) Trigeminal (V)</w:t>
       </w:r>
     </w:p>
     <w:p>
-      <w:pPr>
-        <w:spacing w:after="0" w:before="0"/>
-      </w:pPr>
       <w:r>
-        <w:rPr>
-          <w:b w:val="0"/>
-          <w:i w:val="0"/>
-          <w:sz w:val="22"/>
-        </w:rPr>
-        <w:t>(a) Sciatic nerve</w:t>
+        <w:t xml:space="preserve">(c) Oculomotor (III)</w:t>
       </w:r>
     </w:p>
     <w:p>
-      <w:pPr>
-        <w:spacing w:after="0" w:before="0"/>
-      </w:pPr>
       <w:r>
-        <w:rPr>
-          <w:b w:val="0"/>
-          <w:i w:val="0"/>
-          <w:sz w:val="22"/>
-        </w:rPr>
-        <w:t>(b) Vagus nerve</w:t>
+        <w:t xml:space="preserve">(d) Facial (VII)</w:t>
       </w:r>
     </w:p>
     <w:p>
-      <w:pPr>
-        <w:spacing w:after="0" w:before="0"/>
-      </w:pPr>
       <w:r>
-        <w:rPr>
-          <w:b w:val="0"/>
-          <w:i w:val="0"/>
-          <w:sz w:val="22"/>
-        </w:rPr>
-        <w:t>(c) Facial nerve</w:t>
+        <w:t xml:space="preserve">Answer: c</w:t>
       </w:r>
     </w:p>
     <w:p>
-      <w:pPr>
-        <w:spacing w:after="0" w:before="0"/>
-      </w:pPr>
       <w:r>
-        <w:rPr>
-          <w:b w:val="0"/>
-          <w:i w:val="0"/>
-          <w:sz w:val="22"/>
-        </w:rPr>
-        <w:t>(d) Median nerve</w:t>
+        <w:t xml:space="preserve">Solution: The oculomotor nerve (III) carries parasympathetic fibers that constrict the pupil; its compression causes a fixed dilated pupil.</w:t>
       </w:r>
     </w:p>
     <w:p>
-      <w:pPr>
-        <w:spacing w:after="0" w:before="40"/>
-      </w:pPr>
       <w:r>
-        <w:rPr>
-          <w:b/>
-          <w:i w:val="0"/>
-          <w:sz w:val="22"/>
-        </w:rPr>
-        <w:t>Answer: a</w:t>
+        <w:t xml:space="preserve">Positive Marks: 1</w:t>
       </w:r>
     </w:p>
     <w:p>
-      <w:pPr>
-        <w:spacing w:after="0" w:before="0"/>
-      </w:pPr>
       <w:r>
-        <w:rPr>
-          <w:b w:val="0"/>
-          <w:i w:val="0"/>
-          <w:sz w:val="21"/>
-        </w:rPr>
-        <w:t>Solution: The sciatic nerve (from the lumbosacral plexus) is the longest and thickest nerve, supplying the posterior thigh and leg. The vagus is the longest cranial nerve, and the facial/median nerves are smaller.</w:t>
+        <w:t xml:space="preserve">Negative Marks: 0.25</w:t>
       </w:r>
     </w:p>
     <w:p>
-      <w:pPr>
-        <w:spacing w:after="0" w:before="0"/>
-      </w:pPr>
       <w:r>
-        <w:rPr>
-          <w:b w:val="0"/>
-          <w:i w:val="0"/>
-          <w:sz w:val="20"/>
-        </w:rPr>
-        <w:t>Positive Marks: 1</w:t>
+        <w:t xml:space="preserve"/>
       </w:r>
     </w:p>
     <w:p>
-      <w:pPr>
-        <w:spacing w:after="160" w:before="0"/>
-      </w:pPr>
       <w:r>
-        <w:rPr>
-          <w:b w:val="0"/>
-          <w:i w:val="0"/>
-          <w:sz w:val="20"/>
-        </w:rPr>
-        <w:t>Negative Marks: 0.25</w:t>
+        <w:t xml:space="preserve">Question: A client in shock without head injury is usually positioned:</w:t>
+      </w:r>
+    </w:p>
+    <w:p>
+      <w:r>
+        <w:t xml:space="preserve">(a) Supine with the legs elevated 20-30 degrees (modified Trendelenburg)</w:t>
+      </w:r>
+    </w:p>
+    <w:p>
+      <w:r>
+        <w:t xml:space="preserve">(b) Prone</w:t>
+      </w:r>
+    </w:p>
+    <w:p>
+      <w:r>
+        <w:t xml:space="preserve">(c) High Fowler's</w:t>
+      </w:r>
+    </w:p>
+    <w:p>
+      <w:r>
+        <w:t xml:space="preserve">(d) Side-lying flat</w:t>
+      </w:r>
+    </w:p>
+    <w:p>
+      <w:r>
+        <w:t xml:space="preserve">Answer: a</w:t>
+      </w:r>
+    </w:p>
+    <w:p>
+      <w:r>
+        <w:t xml:space="preserve">Solution: Elevating the legs promotes venous return without compromising cerebral perfusion; full head-down positions are no longer recommended.</w:t>
+      </w:r>
+    </w:p>
+    <w:p>
+      <w:r>
+        <w:t xml:space="preserve">Positive Marks: 1</w:t>
+      </w:r>
+    </w:p>
+    <w:p>
+      <w:r>
+        <w:t xml:space="preserve">Negative Marks: 0.25</w:t>
+      </w:r>
+    </w:p>
+    <w:p>
+      <w:r>
+        <w:t xml:space="preserve"/>
+      </w:r>
+    </w:p>
+    <w:p>
+      <w:r>
+        <w:t xml:space="preserve">Question: Which vitamins are fat-soluble?</w:t>
+      </w:r>
+    </w:p>
+    <w:p>
+      <w:r>
+        <w:t xml:space="preserve">(a) B complex and C</w:t>
+      </w:r>
+    </w:p>
+    <w:p>
+      <w:r>
+        <w:t xml:space="preserve">(b) B1, B2, and B6</w:t>
+      </w:r>
+    </w:p>
+    <w:p>
+      <w:r>
+        <w:t xml:space="preserve">(c) C and D only</w:t>
+      </w:r>
+    </w:p>
+    <w:p>
+      <w:r>
+        <w:t xml:space="preserve">(d) A, D, E, and K</w:t>
+      </w:r>
+    </w:p>
+    <w:p>
+      <w:r>
+        <w:t xml:space="preserve">Answer: d</w:t>
+      </w:r>
+    </w:p>
+    <w:p>
+      <w:r>
+        <w:t xml:space="preserve">Solution: Vitamins A, D, E, and K are fat-soluble and stored in the body; B complex and C are water-soluble.</w:t>
+      </w:r>
+    </w:p>
+    <w:p>
+      <w:r>
+        <w:t xml:space="preserve">Positive Marks: 1</w:t>
+      </w:r>
+    </w:p>
+    <w:p>
+      <w:r>
+        <w:t xml:space="preserve">Negative Marks: 0.25</w:t>
       </w:r>
     </w:p>
     <w:sectPr>
       <w:pgSz w:w="12240" w:h="15840"/>
-      <w:pgMar w:top="864" w:right="1008" w:bottom="864" w:left="1008" w:header="720" w:footer="720" w:gutter="0"/>
+      <w:pgMar w:top="1440" w:right="1800" w:bottom="1440" w:left="1800" w:header="720" w:footer="720" w:gutter="0"/>
       <w:cols w:space="720"/>
       <w:docGrid w:linePitch="360"/>
     </w:sectPr>
@@ -2715,10 +1365,6 @@
     <w:name w:val="Normal"/>
     <w:qFormat/>
     <w:rsid w:val="00FC693F"/>
-    <w:rPr>
-      <w:rFonts w:ascii="Calibri" w:hAnsi="Calibri"/>
-      <w:sz w:val="22"/>
-    </w:rPr>
   </w:style>
   <w:style w:type="paragraph" w:styleId="Header">
     <w:name w:val="header"/>
